--- a/paper/Litterature review.docx
+++ b/paper/Litterature review.docx
@@ -1,6 +1,6 @@
 
 <file path=word/document.xml><?xml version="1.0" encoding="utf-8"?>
-<w:document xmlns:wpc="http://schemas.microsoft.com/office/word/2010/wordprocessingCanvas" xmlns:cx="http://schemas.microsoft.com/office/drawing/2014/chartex" xmlns:cx1="http://schemas.microsoft.com/office/drawing/2015/9/8/chartex" xmlns:cx2="http://schemas.microsoft.com/office/drawing/2015/10/21/chartex" xmlns:cx3="http://schemas.microsoft.com/office/drawing/2016/5/9/chartex" xmlns:cx4="http://schemas.microsoft.com/office/drawing/2016/5/10/chartex" xmlns:cx5="http://schemas.microsoft.com/office/drawing/2016/5/11/chartex" xmlns:cx6="http://schemas.microsoft.com/office/drawing/2016/5/12/chartex" xmlns:cx7="http://schemas.microsoft.com/office/drawing/2016/5/13/chartex" xmlns:cx8="http://schemas.microsoft.com/office/drawing/2016/5/14/chartex" xmlns:mc="http://schemas.openxmlformats.org/markup-compatibility/2006" xmlns:aink="http://schemas.microsoft.com/office/drawing/2016/ink" xmlns:am3d="http://schemas.microsoft.com/office/drawing/2017/model3d" xmlns:o="urn:schemas-microsoft-com:office:office" xmlns:oel="http://schemas.microsoft.com/office/2019/extlst" xmlns:r="http://schemas.openxmlformats.org/officeDocument/2006/relationships" xmlns:m="http://schemas.openxmlformats.org/officeDocument/2006/math" xmlns:v="urn:schemas-microsoft-com:vml" xmlns:wp14="http://schemas.microsoft.com/office/word/2010/wordprocessingDrawing" xmlns:wp="http://schemas.openxmlformats.org/drawingml/2006/wordprocessingDrawing" xmlns:w10="urn:schemas-microsoft-com:office:word" xmlns:w="http://schemas.openxmlformats.org/wordprocessingml/2006/main" xmlns:w14="http://schemas.microsoft.com/office/word/2010/wordml" xmlns:w15="http://schemas.microsoft.com/office/word/2012/wordml" xmlns:w16cex="http://schemas.microsoft.com/office/word/2018/wordml/cex" xmlns:w16cid="http://schemas.microsoft.com/office/word/2016/wordml/cid" xmlns:w16="http://schemas.microsoft.com/office/word/2018/wordml" xmlns:w16du="http://schemas.microsoft.com/office/word/2023/wordml/word16du" xmlns:w16sdtdh="http://schemas.microsoft.com/office/word/2020/wordml/sdtdatahash" xmlns:w16sdtfl="http://schemas.microsoft.com/office/word/2024/wordml/sdtformatlock" xmlns:w16se="http://schemas.microsoft.com/office/word/2015/wordml/symex" xmlns:wpg="http://schemas.microsoft.com/office/word/2010/wordprocessingGroup" xmlns:wpi="http://schemas.microsoft.com/office/word/2010/wordprocessingInk" xmlns:wne="http://schemas.microsoft.com/office/word/2006/wordml" xmlns:wps="http://schemas.microsoft.com/office/word/2010/wordprocessingShape" mc:Ignorable="w14 w15 w16se w16cid w16 w16cex w16sdtdh w16sdtfl w16du wp14">
+<w:document xmlns:wpc="http://schemas.microsoft.com/office/word/2010/wordprocessingCanvas" xmlns:cx="http://schemas.microsoft.com/office/drawing/2014/chartex" xmlns:cx1="http://schemas.microsoft.com/office/drawing/2015/9/8/chartex" xmlns:cx2="http://schemas.microsoft.com/office/drawing/2015/10/21/chartex" xmlns:cx3="http://schemas.microsoft.com/office/drawing/2016/5/9/chartex" xmlns:cx4="http://schemas.microsoft.com/office/drawing/2016/5/10/chartex" xmlns:cx5="http://schemas.microsoft.com/office/drawing/2016/5/11/chartex" xmlns:cx6="http://schemas.microsoft.com/office/drawing/2016/5/12/chartex" xmlns:cx7="http://schemas.microsoft.com/office/drawing/2016/5/13/chartex" xmlns:cx8="http://schemas.microsoft.com/office/drawing/2016/5/14/chartex" xmlns:mc="http://schemas.openxmlformats.org/markup-compatibility/2006" xmlns:aink="http://schemas.microsoft.com/office/drawing/2016/ink" xmlns:am3d="http://schemas.microsoft.com/office/drawing/2017/model3d" xmlns:o="urn:schemas-microsoft-com:office:office" xmlns:oel="http://schemas.microsoft.com/office/2019/extlst" xmlns:r="http://schemas.openxmlformats.org/officeDocument/2006/relationships" xmlns:m="http://schemas.openxmlformats.org/officeDocument/2006/math" xmlns:v="urn:schemas-microsoft-com:vml" xmlns:wp14="http://schemas.microsoft.com/office/word/2010/wordprocessingDrawing" xmlns:wp="http://schemas.openxmlformats.org/drawingml/2006/wordprocessingDrawing" xmlns:w10="urn:schemas-microsoft-com:office:word" xmlns:w="http://schemas.openxmlformats.org/wordprocessingml/2006/main" xmlns:w14="http://schemas.microsoft.com/office/word/2010/wordml" xmlns:w15="http://schemas.microsoft.com/office/word/2012/wordml" xmlns:w16cei="http://schemas.microsoft.com/office/word/2026/wordml/cei" xmlns:w16cex="http://schemas.microsoft.com/office/word/2018/wordml/cex" xmlns:w16cid="http://schemas.microsoft.com/office/word/2016/wordml/cid" xmlns:w16="http://schemas.microsoft.com/office/word/2018/wordml" xmlns:w16du="http://schemas.microsoft.com/office/word/2023/wordml/word16du" xmlns:w16sdtdh="http://schemas.microsoft.com/office/word/2020/wordml/sdtdatahash" xmlns:w16sdtfl="http://schemas.microsoft.com/office/word/2024/wordml/sdtformatlock" xmlns:w16se="http://schemas.microsoft.com/office/word/2015/wordml/symex" xmlns:wpg="http://schemas.microsoft.com/office/word/2010/wordprocessingGroup" xmlns:wpi="http://schemas.microsoft.com/office/word/2010/wordprocessingInk" xmlns:wne="http://schemas.microsoft.com/office/word/2006/wordml" xmlns:wps="http://schemas.microsoft.com/office/word/2010/wordprocessingShape" mc:Ignorable="w14 w15 w16se w16cid w16 w16cex w16sdtdh w16sdtfl w16du wp14">
   <w:body>
     <w:p>
       <w:pPr>
@@ -1828,9 +1828,9 @@
         <w:tblLook w:val="04A0" w:firstRow="1" w:lastRow="0" w:firstColumn="1" w:lastColumn="0" w:noHBand="0" w:noVBand="1"/>
       </w:tblPr>
       <w:tblGrid>
-        <w:gridCol w:w="2988"/>
-        <w:gridCol w:w="1558"/>
-        <w:gridCol w:w="5344"/>
+        <w:gridCol w:w="3570"/>
+        <w:gridCol w:w="1465"/>
+        <w:gridCol w:w="4855"/>
       </w:tblGrid>
       <w:tr>
         <w:trPr>
@@ -2357,6 +2357,125 @@
               </w:rPr>
               <w:t>Weak fit but the only transport-optimization survey that surfaced.</w:t>
             </w:r>
+          </w:p>
+        </w:tc>
+      </w:tr>
+      <w:tr>
+        <w:trPr>
+          <w:trHeight w:val="819"/>
+          <w:tblCellSpacing w:w="15" w:type="dxa"/>
+        </w:trPr>
+        <w:tc>
+          <w:tcPr>
+            <w:tcW w:w="0" w:type="auto"/>
+            <w:tcMar>
+              <w:top w:w="90" w:type="dxa"/>
+              <w:left w:w="90" w:type="dxa"/>
+              <w:bottom w:w="90" w:type="dxa"/>
+              <w:right w:w="90" w:type="dxa"/>
+            </w:tcMar>
+          </w:tcPr>
+          <w:p>
+            <w:pPr>
+              <w:rPr>
+                <w:sz w:val="18"/>
+                <w:szCs w:val="18"/>
+              </w:rPr>
+            </w:pPr>
+            <w:r>
+              <w:rPr>
+                <w:b/>
+                <w:bCs/>
+                <w:sz w:val="18"/>
+                <w:szCs w:val="18"/>
+              </w:rPr>
+              <w:t>[KNP19]</w:t>
+            </w:r>
+            <w:r>
+              <w:rPr>
+                <w:sz w:val="18"/>
+                <w:szCs w:val="18"/>
+              </w:rPr>
+              <w:t xml:space="preserve">Marta Kwiatkowska, Gethin Norman and David </w:t>
+            </w:r>
+            <w:proofErr w:type="spellStart"/>
+            <w:r>
+              <w:rPr>
+                <w:sz w:val="18"/>
+                <w:szCs w:val="18"/>
+              </w:rPr>
+              <w:t>Parker.</w:t>
+            </w:r>
+            <w:hyperlink r:id="rId4" w:history="1">
+              <w:r>
+                <w:rPr>
+                  <w:rStyle w:val="Lienhypertexte"/>
+                  <w:b/>
+                  <w:bCs/>
+                  <w:sz w:val="18"/>
+                  <w:szCs w:val="18"/>
+                </w:rPr>
+                <w:t>Verification</w:t>
+              </w:r>
+              <w:proofErr w:type="spellEnd"/>
+              <w:r>
+                <w:rPr>
+                  <w:rStyle w:val="Lienhypertexte"/>
+                  <w:b/>
+                  <w:bCs/>
+                  <w:sz w:val="18"/>
+                  <w:szCs w:val="18"/>
+                </w:rPr>
+                <w:t xml:space="preserve"> and Control of Turn-Based Probabilistic Real-Time Games</w:t>
+              </w:r>
+            </w:hyperlink>
+            <w:r>
+              <w:rPr>
+                <w:b/>
+                <w:bCs/>
+                <w:sz w:val="18"/>
+                <w:szCs w:val="18"/>
+              </w:rPr>
+              <w:t>.</w:t>
+            </w:r>
+          </w:p>
+        </w:tc>
+        <w:tc>
+          <w:tcPr>
+            <w:tcW w:w="0" w:type="auto"/>
+            <w:tcMar>
+              <w:top w:w="90" w:type="dxa"/>
+              <w:left w:w="90" w:type="dxa"/>
+              <w:bottom w:w="90" w:type="dxa"/>
+              <w:right w:w="90" w:type="dxa"/>
+            </w:tcMar>
+          </w:tcPr>
+          <w:p>
+            <w:pPr>
+              <w:rPr>
+                <w:sz w:val="18"/>
+                <w:szCs w:val="18"/>
+              </w:rPr>
+            </w:pPr>
+          </w:p>
+        </w:tc>
+        <w:tc>
+          <w:tcPr>
+            <w:tcW w:w="0" w:type="auto"/>
+            <w:tcMar>
+              <w:top w:w="90" w:type="dxa"/>
+              <w:left w:w="90" w:type="dxa"/>
+              <w:bottom w:w="90" w:type="dxa"/>
+              <w:right w:w="90" w:type="dxa"/>
+            </w:tcMar>
+          </w:tcPr>
+          <w:p>
+            <w:pPr>
+              <w:rPr>
+                <w:sz w:val="18"/>
+                <w:szCs w:val="18"/>
+              </w:rPr>
+            </w:pPr>
           </w:p>
         </w:tc>
       </w:tr>
@@ -2719,6 +2838,7 @@
                 <w:sz w:val="18"/>
                 <w:szCs w:val="18"/>
               </w:rPr>
+              <w:lastRenderedPageBreak/>
               <w:t xml:space="preserve">CAN-verify: A Verification Tool </w:t>
             </w:r>
             <w:proofErr w:type="gramStart"/>
@@ -2826,44 +2946,35 @@
                 <w:sz w:val="18"/>
                 <w:szCs w:val="18"/>
               </w:rPr>
-              <w:t xml:space="preserve">Quantitative modelling and analysis </w:t>
-            </w:r>
-            <w:r>
-              <w:rPr>
-                <w:sz w:val="18"/>
-                <w:szCs w:val="18"/>
-              </w:rPr>
-              <w:lastRenderedPageBreak/>
-              <w:t>of BDI agents</w:t>
-            </w:r>
-          </w:p>
-        </w:tc>
-        <w:tc>
-          <w:tcPr>
-            <w:tcW w:w="0" w:type="auto"/>
-            <w:tcMar>
-              <w:top w:w="90" w:type="dxa"/>
-              <w:left w:w="90" w:type="dxa"/>
-              <w:bottom w:w="90" w:type="dxa"/>
-              <w:right w:w="90" w:type="dxa"/>
-            </w:tcMar>
-            <w:hideMark/>
-          </w:tcPr>
-          <w:p>
-            <w:pPr>
-              <w:rPr>
-                <w:sz w:val="18"/>
-                <w:szCs w:val="18"/>
-                <w:lang w:val="fr-FR"/>
-              </w:rPr>
-            </w:pPr>
-            <w:r>
-              <w:rPr>
-                <w:sz w:val="18"/>
-                <w:szCs w:val="18"/>
-                <w:lang w:val="fr-FR"/>
-              </w:rPr>
-              <w:lastRenderedPageBreak/>
+              <w:t>Quantitative modelling and analysis of BDI agents</w:t>
+            </w:r>
+          </w:p>
+        </w:tc>
+        <w:tc>
+          <w:tcPr>
+            <w:tcW w:w="0" w:type="auto"/>
+            <w:tcMar>
+              <w:top w:w="90" w:type="dxa"/>
+              <w:left w:w="90" w:type="dxa"/>
+              <w:bottom w:w="90" w:type="dxa"/>
+              <w:right w:w="90" w:type="dxa"/>
+            </w:tcMar>
+            <w:hideMark/>
+          </w:tcPr>
+          <w:p>
+            <w:pPr>
+              <w:rPr>
+                <w:sz w:val="18"/>
+                <w:szCs w:val="18"/>
+                <w:lang w:val="fr-FR"/>
+              </w:rPr>
+            </w:pPr>
+            <w:r>
+              <w:rPr>
+                <w:sz w:val="18"/>
+                <w:szCs w:val="18"/>
+                <w:lang w:val="fr-FR"/>
+              </w:rPr>
               <w:t xml:space="preserve">Software &amp; </w:t>
             </w:r>
             <w:proofErr w:type="spellStart"/>
@@ -2882,43 +2993,33 @@
                 <w:szCs w:val="18"/>
                 <w:lang w:val="fr-FR"/>
               </w:rPr>
-              <w:t xml:space="preserve"> </w:t>
-            </w:r>
-            <w:r>
-              <w:rPr>
-                <w:sz w:val="18"/>
-                <w:szCs w:val="18"/>
-                <w:lang w:val="fr-FR"/>
-              </w:rPr>
-              <w:lastRenderedPageBreak/>
-              <w:t>Modeling, 2023</w:t>
-            </w:r>
-          </w:p>
-        </w:tc>
-        <w:tc>
-          <w:tcPr>
-            <w:tcW w:w="0" w:type="auto"/>
-            <w:tcMar>
-              <w:top w:w="90" w:type="dxa"/>
-              <w:left w:w="90" w:type="dxa"/>
-              <w:bottom w:w="90" w:type="dxa"/>
-              <w:right w:w="90" w:type="dxa"/>
-            </w:tcMar>
-            <w:hideMark/>
-          </w:tcPr>
-          <w:p>
-            <w:pPr>
-              <w:rPr>
-                <w:sz w:val="18"/>
-                <w:szCs w:val="18"/>
-              </w:rPr>
-            </w:pPr>
-            <w:r>
-              <w:rPr>
-                <w:sz w:val="18"/>
-                <w:szCs w:val="18"/>
-              </w:rPr>
-              <w:lastRenderedPageBreak/>
+              <w:t xml:space="preserve"> Modeling, 2023</w:t>
+            </w:r>
+          </w:p>
+        </w:tc>
+        <w:tc>
+          <w:tcPr>
+            <w:tcW w:w="0" w:type="auto"/>
+            <w:tcMar>
+              <w:top w:w="90" w:type="dxa"/>
+              <w:left w:w="90" w:type="dxa"/>
+              <w:bottom w:w="90" w:type="dxa"/>
+              <w:right w:w="90" w:type="dxa"/>
+            </w:tcMar>
+            <w:hideMark/>
+          </w:tcPr>
+          <w:p>
+            <w:pPr>
+              <w:rPr>
+                <w:sz w:val="18"/>
+                <w:szCs w:val="18"/>
+              </w:rPr>
+            </w:pPr>
+            <w:r>
+              <w:rPr>
+                <w:sz w:val="18"/>
+                <w:szCs w:val="18"/>
+              </w:rPr>
               <w:t>Likely = sosym2023.pdf (journal name matches exactly)</w:t>
             </w:r>
           </w:p>
@@ -4976,6 +5077,29 @@
       <w:spacing w:val="5"/>
     </w:rPr>
   </w:style>
+  <w:style w:type="character" w:styleId="Lienhypertexte">
+    <w:name w:val="Hyperlink"/>
+    <w:basedOn w:val="Policepardfaut"/>
+    <w:uiPriority w:val="99"/>
+    <w:unhideWhenUsed/>
+    <w:rsid w:val="00910825"/>
+    <w:rPr>
+      <w:color w:val="0563C1" w:themeColor="hyperlink"/>
+      <w:u w:val="single"/>
+    </w:rPr>
+  </w:style>
+  <w:style w:type="character" w:styleId="Mentionnonrsolue">
+    <w:name w:val="Unresolved Mention"/>
+    <w:basedOn w:val="Policepardfaut"/>
+    <w:uiPriority w:val="99"/>
+    <w:semiHidden/>
+    <w:unhideWhenUsed/>
+    <w:rsid w:val="00910825"/>
+    <w:rPr>
+      <w:color w:val="605E5C"/>
+      <w:shd w:val="clear" w:color="auto" w:fill="E1DFDD"/>
+    </w:rPr>
+  </w:style>
 </w:styles>
 </file>
 
